--- a/hin/docx/042.content.docx
+++ b/hin/docx/042.content.docx
@@ -128,19 +128,6 @@
           <w:lang w:val="hi_IN" w:bidi="hi_IN"/>
         </w:rPr>
         <w:t>म</w:t>
-      </w:r>
-      <w:r>
-        <w:rPr>
-          <w:lang w:val="hi_IN" w:bidi="hi_IN"/>
-        </w:rPr>
-      </w:r>
-    </w:p>
-    <w:p>
-      <w:pPr/>
-      <w:r>
-        <w:rPr>
-          <w:lang w:val="hi_IN" w:bidi="hi_IN"/>
-        </w:rPr>
       </w:r>
       <w:r>
         <w:rPr>

--- a/hin/docx/042.content.docx
+++ b/hin/docx/042.content.docx
@@ -19,7 +19,7 @@
         <w:rPr>
           <w:lang w:val="hi_IN" w:bidi="hi_IN"/>
         </w:rPr>
-        <w:t>Resource: मुख्य शब्द (अनफोल्डिंग वर्ड)</w:t>
+        <w:t>Resource: unfoldingWord® Translation Words</w:t>
       </w:r>
       <w:r>
         <w:rPr>
@@ -90,7 +90,7 @@
         <w:rPr>
           <w:lang w:val="hi_IN" w:bidi="hi_IN"/>
         </w:rPr>
-        <w:t>मुख्य शब्द (अनफोल्डिंग वर्ड)</w:t>
+        <w:t>unfoldingWord® Translation Words</w:t>
       </w:r>
     </w:p>
     <w:p>

--- a/hin/docx/042.content.docx
+++ b/hin/docx/042.content.docx
@@ -6915,7 +6915,7 @@
         <w:rPr>
           <w:lang w:val="hi_IN" w:bidi="hi_IN"/>
         </w:rPr>
-        <w:t>मरियम (मार्था की बहन)</w:t>
+        <w:t>मरियम मगदलीनी</w:t>
       </w:r>
       <w:r>
         <w:rPr>
@@ -6945,97 +6945,61 @@
         <w:rPr>
           <w:lang w:val="hi_IN" w:bidi="hi_IN"/>
         </w:rPr>
-        <w:t>मरियम बैतनिय्याह वासी थी जो यीशु की शिष्या थी।</w:t>
-      </w:r>
-    </w:p>
-    <w:p>
-      <w:pPr>
-        <w:pStyle w:val="ListBullet"/>
-        <w:spacing w:line="240" w:lineRule="auto"/>
-        <w:ind w:left="720"/>
-      </w:pPr>
-      <w:r>
-        <w:rPr>
-          <w:lang w:val="hi_IN" w:bidi="hi_IN"/>
-        </w:rPr>
-      </w:r>
-      <w:r>
-        <w:rPr>
-          <w:lang w:val="hi_IN" w:bidi="hi_IN"/>
-        </w:rPr>
-        <w:t>मरियम की बहन मार्था और भाई लाज़र भी यीशु के अनुयायी थे।</w:t>
-      </w:r>
-    </w:p>
-    <w:p>
-      <w:pPr>
-        <w:pStyle w:val="ListBullet"/>
-        <w:spacing w:line="240" w:lineRule="auto"/>
-        <w:ind w:left="720"/>
-      </w:pPr>
-      <w:r>
-        <w:rPr>
-          <w:lang w:val="hi_IN" w:bidi="hi_IN"/>
-        </w:rPr>
-      </w:r>
-      <w:r>
-        <w:rPr>
-          <w:lang w:val="hi_IN" w:bidi="hi_IN"/>
-        </w:rPr>
-        <w:t>यीशु ने कहा कि उसकी शिक्षाओं को सुनना मरियम का एक सर्वोत्तम चुनाव था, अपेक्षा इसके कि मार्था उसके लिए भोजन व्यवस्था की चिन्ता करती।</w:t>
-      </w:r>
-    </w:p>
-    <w:p>
-      <w:pPr>
-        <w:pStyle w:val="ListBullet"/>
-        <w:spacing w:line="240" w:lineRule="auto"/>
-        <w:ind w:left="720"/>
-      </w:pPr>
-      <w:r>
-        <w:rPr>
-          <w:lang w:val="hi_IN" w:bidi="hi_IN"/>
-        </w:rPr>
-      </w:r>
-      <w:r>
-        <w:rPr>
-          <w:lang w:val="hi_IN" w:bidi="hi_IN"/>
-        </w:rPr>
-        <w:t>मरियम के भाई लाज़र ही को तो यीशु ने पुनःजीवित किया था।</w:t>
-      </w:r>
-    </w:p>
-    <w:p>
-      <w:pPr>
-        <w:pStyle w:val="ListBullet"/>
-        <w:spacing w:line="240" w:lineRule="auto"/>
-        <w:ind w:left="720"/>
-      </w:pPr>
-      <w:r>
-        <w:rPr>
-          <w:lang w:val="hi_IN" w:bidi="hi_IN"/>
-        </w:rPr>
-      </w:r>
-      <w:r>
-        <w:rPr>
-          <w:lang w:val="hi_IN" w:bidi="hi_IN"/>
-        </w:rPr>
-        <w:t>कुछ समय पश्चात जब यीशु बैतनिय्याह में किसी के घर भोजन कर रहा था तब उसकी उपासना में मरियम ने यीशु के पावों पर बहुमूल्य इत्र डाला था।</w:t>
-      </w:r>
-    </w:p>
-    <w:p>
-      <w:pPr>
-        <w:pStyle w:val="ListBullet"/>
-        <w:spacing w:line="240" w:lineRule="auto"/>
-        <w:ind w:left="720"/>
-      </w:pPr>
-      <w:r>
-        <w:rPr>
-          <w:lang w:val="hi_IN" w:bidi="hi_IN"/>
-        </w:rPr>
-      </w:r>
-      <w:r>
-        <w:rPr>
-          <w:lang w:val="hi_IN" w:bidi="hi_IN"/>
-        </w:rPr>
-        <w:t>इस काम के लिए यीशु ने उसकी प्रशंसा करते हुए कहा था कि वह उसके दफन के लिए उसके शरीर को तैयार कर रही है।</w:t>
+        <w:t>मरियम मगदलीनी उन सब स्त्रियों में से एक थी जो यीशु में विश्वास करती थी और उसकी सेवा में उसके साथ रहती थी। वह यीशु द्वारा सात दुष्टात्माओं से मुक्ति पाने के लिए प्रसिद्ध थी।</w:t>
+      </w:r>
+    </w:p>
+    <w:p>
+      <w:pPr>
+        <w:pStyle w:val="ListBullet"/>
+        <w:spacing w:line="240" w:lineRule="auto"/>
+        <w:ind w:left="720"/>
+      </w:pPr>
+      <w:r>
+        <w:rPr>
+          <w:lang w:val="hi_IN" w:bidi="hi_IN"/>
+        </w:rPr>
+      </w:r>
+      <w:r>
+        <w:rPr>
+          <w:lang w:val="hi_IN" w:bidi="hi_IN"/>
+        </w:rPr>
+        <w:t>मरियम मगदलीनी और अन्य कुछ स्त्रियाँ यीशु और उसके शिष्यों को सहयोग प्रदान करती थी।</w:t>
+      </w:r>
+    </w:p>
+    <w:p>
+      <w:pPr>
+        <w:pStyle w:val="ListBullet"/>
+        <w:spacing w:line="240" w:lineRule="auto"/>
+        <w:ind w:left="720"/>
+      </w:pPr>
+      <w:r>
+        <w:rPr>
+          <w:lang w:val="hi_IN" w:bidi="hi_IN"/>
+        </w:rPr>
+      </w:r>
+      <w:r>
+        <w:rPr>
+          <w:lang w:val="hi_IN" w:bidi="hi_IN"/>
+        </w:rPr>
+        <w:t>वह यीशु को मृतकों में से जी उठने के बाद देखनेवाली सर्वप्रथम महिलाओं में से एक थी।</w:t>
+      </w:r>
+    </w:p>
+    <w:p>
+      <w:pPr>
+        <w:pStyle w:val="ListBullet"/>
+        <w:spacing w:line="240" w:lineRule="auto"/>
+        <w:ind w:left="720"/>
+      </w:pPr>
+      <w:r>
+        <w:rPr>
+          <w:lang w:val="hi_IN" w:bidi="hi_IN"/>
+        </w:rPr>
+      </w:r>
+      <w:r>
+        <w:rPr>
+          <w:lang w:val="hi_IN" w:bidi="hi_IN"/>
+        </w:rPr>
+        <w:t>जब मरियम मगदलीनी खाली कब्र के बाहर खड़ी थी तब उसने यीशु को वहां खड़े देखा और यीशु ने उससे कहा कि वह जाकर शिष्यों से कहे कि वह जी उठा है।</w:t>
       </w:r>
     </w:p>
     <w:p>
@@ -7069,7 +7033,7 @@
         <w:rPr>
           <w:lang w:val="hi_IN" w:bidi="hi_IN"/>
         </w:rPr>
-        <w:t>बैतनिय्याह</w:t>
+        <w:t>दुष्टात्मा</w:t>
       </w:r>
       <w:r>
         <w:rPr>
@@ -7081,31 +7045,7 @@
         <w:rPr>
           <w:lang w:val="hi_IN" w:bidi="hi_IN"/>
         </w:rPr>
-        <w:t>लोबान</w:t>
-      </w:r>
-      <w:r>
-        <w:rPr>
-          <w:lang w:val="hi_IN" w:bidi="hi_IN"/>
-        </w:rPr>
-        <w:t xml:space="preserve">, </w:t>
-      </w:r>
-      <w:r>
-        <w:rPr>
-          <w:lang w:val="hi_IN" w:bidi="hi_IN"/>
-        </w:rPr>
-        <w:t>लाज़र</w:t>
-      </w:r>
-      <w:r>
-        <w:rPr>
-          <w:lang w:val="hi_IN" w:bidi="hi_IN"/>
-        </w:rPr>
-        <w:t xml:space="preserve">, </w:t>
-      </w:r>
-      <w:r>
-        <w:rPr>
-          <w:lang w:val="hi_IN" w:bidi="hi_IN"/>
-        </w:rPr>
-        <w:t>मार्था</w:t>
+        <w:t>दुष्टात्माग्रस्त</w:t>
       </w:r>
       <w:r>
         <w:rPr>
@@ -7145,7 +7085,7 @@
             <w:color w:val="0000EE"/>
             <w:u w:val="single"/>
           </w:rPr>
-          <w:t>यूहन्ना 11:1–2</w:t>
+          <w:t>लूका 8: 1–3</w:t>
         </w:r>
       </w:hyperlink>
     </w:p>
@@ -7169,7 +7109,7 @@
             <w:color w:val="0000EE"/>
             <w:u w:val="single"/>
           </w:rPr>
-          <w:t>यूहन्ना 12:1–3</w:t>
+          <w:t>लूका 24:8–10</w:t>
         </w:r>
       </w:hyperlink>
     </w:p>
@@ -7193,214 +7133,9 @@
             <w:color w:val="0000EE"/>
             <w:u w:val="single"/>
           </w:rPr>
-          <w:t>लूका 10:38–39</w:t>
+          <w:t>मरकुस 15:39–41</w:t>
         </w:r>
       </w:hyperlink>
-    </w:p>
-    <w:p>
-      <w:pPr>
-        <w:pStyle w:val="Heading3"/>
-      </w:pPr>
-      <w:r>
-        <w:rPr>
-          <w:lang w:val="hi_IN" w:bidi="hi_IN"/>
-        </w:rPr>
-        <w:t>शब्द तथ्य:</w:t>
-      </w:r>
-    </w:p>
-    <w:p>
-      <w:pPr>
-        <w:pStyle w:val="ListBullet"/>
-        <w:spacing w:line="240" w:lineRule="auto"/>
-        <w:ind w:left="720"/>
-      </w:pPr>
-      <w:r>
-        <w:rPr>
-          <w:lang w:val="hi_IN" w:bidi="hi_IN"/>
-        </w:rPr>
-      </w:r>
-      <w:r>
-        <w:rPr>
-          <w:lang w:val="hi_IN" w:bidi="hi_IN"/>
-        </w:rPr>
-        <w:t>स्ट्रोंग्स: G31370</w:t>
-      </w:r>
-      <w:r>
-        <w:rPr>
-          <w:lang w:val="hi_IN" w:bidi="hi_IN"/>
-        </w:rPr>
-      </w:r>
-      <w:r>
-        <w:rPr>
-          <w:lang w:val="hi_IN" w:bidi="hi_IN"/>
-        </w:rPr>
-      </w:r>
-    </w:p>
-    <w:p>
-      <w:pPr/>
-      <w:r>
-        <w:rPr>
-          <w:lang w:val="hi_IN" w:bidi="hi_IN"/>
-        </w:rPr>
-      </w:r>
-    </w:p>
-    <w:p>
-      <w:pPr>
-        <w:pStyle w:val="Heading2"/>
-      </w:pPr>
-      <w:r>
-        <w:rPr>
-          <w:lang w:val="hi_IN" w:bidi="hi_IN"/>
-        </w:rPr>
-        <w:t>मरियम मगदलीनी</w:t>
-      </w:r>
-      <w:r>
-        <w:rPr>
-          <w:lang w:val="hi_IN" w:bidi="hi_IN"/>
-        </w:rPr>
-      </w:r>
-    </w:p>
-    <w:p>
-      <w:pPr>
-        <w:pStyle w:val="Heading3"/>
-      </w:pPr>
-      <w:r>
-        <w:rPr>
-          <w:lang w:val="hi_IN" w:bidi="hi_IN"/>
-        </w:rPr>
-        <w:t>तथ्य:</w:t>
-      </w:r>
-    </w:p>
-    <w:p>
-      <w:pPr/>
-      <w:r>
-        <w:rPr>
-          <w:lang w:val="hi_IN" w:bidi="hi_IN"/>
-        </w:rPr>
-      </w:r>
-      <w:r>
-        <w:rPr>
-          <w:lang w:val="hi_IN" w:bidi="hi_IN"/>
-        </w:rPr>
-        <w:t>मरियम मगदलीनी उन सब स्त्रियों में से एक थी जो यीशु में विश्वास करती थी और उसकी सेवा में उसके साथ रहती थी। वह यीशु द्वारा सात दुष्टात्माओं से मुक्ति पाने के लिए प्रसिद्ध थी।</w:t>
-      </w:r>
-    </w:p>
-    <w:p>
-      <w:pPr>
-        <w:pStyle w:val="ListBullet"/>
-        <w:spacing w:line="240" w:lineRule="auto"/>
-        <w:ind w:left="720"/>
-      </w:pPr>
-      <w:r>
-        <w:rPr>
-          <w:lang w:val="hi_IN" w:bidi="hi_IN"/>
-        </w:rPr>
-      </w:r>
-      <w:r>
-        <w:rPr>
-          <w:lang w:val="hi_IN" w:bidi="hi_IN"/>
-        </w:rPr>
-        <w:t>मरियम मगदलीनी और अन्य कुछ स्त्रियाँ यीशु और उसके शिष्यों को सहयोग प्रदान करती थी।</w:t>
-      </w:r>
-    </w:p>
-    <w:p>
-      <w:pPr>
-        <w:pStyle w:val="ListBullet"/>
-        <w:spacing w:line="240" w:lineRule="auto"/>
-        <w:ind w:left="720"/>
-      </w:pPr>
-      <w:r>
-        <w:rPr>
-          <w:lang w:val="hi_IN" w:bidi="hi_IN"/>
-        </w:rPr>
-      </w:r>
-      <w:r>
-        <w:rPr>
-          <w:lang w:val="hi_IN" w:bidi="hi_IN"/>
-        </w:rPr>
-        <w:t>वह यीशु को मृतकों में से जी उठने के बाद देखनेवाली सर्वप्रथम महिलाओं में से एक थी।</w:t>
-      </w:r>
-    </w:p>
-    <w:p>
-      <w:pPr>
-        <w:pStyle w:val="ListBullet"/>
-        <w:spacing w:line="240" w:lineRule="auto"/>
-        <w:ind w:left="720"/>
-      </w:pPr>
-      <w:r>
-        <w:rPr>
-          <w:lang w:val="hi_IN" w:bidi="hi_IN"/>
-        </w:rPr>
-      </w:r>
-      <w:r>
-        <w:rPr>
-          <w:lang w:val="hi_IN" w:bidi="hi_IN"/>
-        </w:rPr>
-        <w:t>जब मरियम मगदलीनी खाली कब्र के बाहर खड़ी थी तब उसने यीशु को वहां खड़े देखा और यीशु ने उससे कहा कि वह जाकर शिष्यों से कहे कि वह जी उठा है।</w:t>
-      </w:r>
-    </w:p>
-    <w:p>
-      <w:pPr/>
-      <w:r>
-        <w:rPr>
-          <w:lang w:val="hi_IN" w:bidi="hi_IN"/>
-        </w:rPr>
-      </w:r>
-      <w:r>
-        <w:rPr>
-          <w:lang w:val="hi_IN" w:bidi="hi_IN"/>
-        </w:rPr>
-        <w:t>(अनुवाद के सुझाव नामों का अनुवाद कैसे करें)</w:t>
-      </w:r>
-    </w:p>
-    <w:p>
-      <w:pPr/>
-      <w:r>
-        <w:rPr>
-          <w:lang w:val="hi_IN" w:bidi="hi_IN"/>
-        </w:rPr>
-      </w:r>
-      <w:r>
-        <w:rPr>
-          <w:lang w:val="hi_IN" w:bidi="hi_IN"/>
-        </w:rPr>
-        <w:t xml:space="preserve">(यह भी देखें: </w:t>
-      </w:r>
-      <w:r>
-        <w:rPr>
-          <w:lang w:val="hi_IN" w:bidi="hi_IN"/>
-        </w:rPr>
-        <w:t>दुष्टात्मा</w:t>
-      </w:r>
-      <w:r>
-        <w:rPr>
-          <w:lang w:val="hi_IN" w:bidi="hi_IN"/>
-        </w:rPr>
-        <w:t xml:space="preserve">, </w:t>
-      </w:r>
-      <w:r>
-        <w:rPr>
-          <w:lang w:val="hi_IN" w:bidi="hi_IN"/>
-        </w:rPr>
-        <w:t>दुष्टात्माग्रस्त</w:t>
-      </w:r>
-      <w:r>
-        <w:rPr>
-          <w:lang w:val="hi_IN" w:bidi="hi_IN"/>
-        </w:rPr>
-        <w:t>)</w:t>
-      </w:r>
-    </w:p>
-    <w:p>
-      <w:pPr>
-        <w:pStyle w:val="Heading3"/>
-      </w:pPr>
-      <w:r>
-        <w:rPr>
-          <w:lang w:val="hi_IN" w:bidi="hi_IN"/>
-        </w:rPr>
-        <w:t>बाइबल सन्दर्भ:</w:t>
-      </w:r>
     </w:p>
     <w:p>
       <w:pPr>
@@ -7422,9 +7157,274 @@
             <w:color w:val="0000EE"/>
             <w:u w:val="single"/>
           </w:rPr>
-          <w:t>लूका 8: 1–3</w:t>
+          <w:t>मत्ती 27:54–56</w:t>
         </w:r>
       </w:hyperlink>
+    </w:p>
+    <w:p>
+      <w:pPr>
+        <w:pStyle w:val="Heading3"/>
+      </w:pPr>
+      <w:r>
+        <w:rPr>
+          <w:lang w:val="hi_IN" w:bidi="hi_IN"/>
+        </w:rPr>
+        <w:t>शब्द तथ्य:</w:t>
+      </w:r>
+    </w:p>
+    <w:p>
+      <w:pPr>
+        <w:pStyle w:val="ListBullet"/>
+        <w:spacing w:line="240" w:lineRule="auto"/>
+        <w:ind w:left="720"/>
+      </w:pPr>
+      <w:r>
+        <w:rPr>
+          <w:lang w:val="hi_IN" w:bidi="hi_IN"/>
+        </w:rPr>
+      </w:r>
+      <w:r>
+        <w:rPr>
+          <w:lang w:val="hi_IN" w:bidi="hi_IN"/>
+        </w:rPr>
+        <w:t>स्ट्रोंग्स: G30940, G31370</w:t>
+      </w:r>
+      <w:r>
+        <w:rPr>
+          <w:lang w:val="hi_IN" w:bidi="hi_IN"/>
+        </w:rPr>
+      </w:r>
+      <w:r>
+        <w:rPr>
+          <w:lang w:val="hi_IN" w:bidi="hi_IN"/>
+        </w:rPr>
+      </w:r>
+    </w:p>
+    <w:p>
+      <w:pPr/>
+      <w:r>
+        <w:rPr>
+          <w:lang w:val="hi_IN" w:bidi="hi_IN"/>
+        </w:rPr>
+      </w:r>
+    </w:p>
+    <w:p>
+      <w:pPr>
+        <w:pStyle w:val="Heading2"/>
+      </w:pPr>
+      <w:r>
+        <w:rPr>
+          <w:lang w:val="hi_IN" w:bidi="hi_IN"/>
+        </w:rPr>
+        <w:t>मरियम (मार्था की बहन)</w:t>
+      </w:r>
+      <w:r>
+        <w:rPr>
+          <w:lang w:val="hi_IN" w:bidi="hi_IN"/>
+        </w:rPr>
+      </w:r>
+    </w:p>
+    <w:p>
+      <w:pPr>
+        <w:pStyle w:val="Heading3"/>
+      </w:pPr>
+      <w:r>
+        <w:rPr>
+          <w:lang w:val="hi_IN" w:bidi="hi_IN"/>
+        </w:rPr>
+        <w:t>तथ्य:</w:t>
+      </w:r>
+    </w:p>
+    <w:p>
+      <w:pPr/>
+      <w:r>
+        <w:rPr>
+          <w:lang w:val="hi_IN" w:bidi="hi_IN"/>
+        </w:rPr>
+      </w:r>
+      <w:r>
+        <w:rPr>
+          <w:lang w:val="hi_IN" w:bidi="hi_IN"/>
+        </w:rPr>
+        <w:t>मरियम बैतनिय्याह वासी थी जो यीशु की शिष्या थी।</w:t>
+      </w:r>
+    </w:p>
+    <w:p>
+      <w:pPr>
+        <w:pStyle w:val="ListBullet"/>
+        <w:spacing w:line="240" w:lineRule="auto"/>
+        <w:ind w:left="720"/>
+      </w:pPr>
+      <w:r>
+        <w:rPr>
+          <w:lang w:val="hi_IN" w:bidi="hi_IN"/>
+        </w:rPr>
+      </w:r>
+      <w:r>
+        <w:rPr>
+          <w:lang w:val="hi_IN" w:bidi="hi_IN"/>
+        </w:rPr>
+        <w:t>मरियम की बहन मार्था और भाई लाज़र भी यीशु के अनुयायी थे।</w:t>
+      </w:r>
+    </w:p>
+    <w:p>
+      <w:pPr>
+        <w:pStyle w:val="ListBullet"/>
+        <w:spacing w:line="240" w:lineRule="auto"/>
+        <w:ind w:left="720"/>
+      </w:pPr>
+      <w:r>
+        <w:rPr>
+          <w:lang w:val="hi_IN" w:bidi="hi_IN"/>
+        </w:rPr>
+      </w:r>
+      <w:r>
+        <w:rPr>
+          <w:lang w:val="hi_IN" w:bidi="hi_IN"/>
+        </w:rPr>
+        <w:t>यीशु ने कहा कि उसकी शिक्षाओं को सुनना मरियम का एक सर्वोत्तम चुनाव था, अपेक्षा इसके कि मार्था उसके लिए भोजन व्यवस्था की चिन्ता करती।</w:t>
+      </w:r>
+    </w:p>
+    <w:p>
+      <w:pPr>
+        <w:pStyle w:val="ListBullet"/>
+        <w:spacing w:line="240" w:lineRule="auto"/>
+        <w:ind w:left="720"/>
+      </w:pPr>
+      <w:r>
+        <w:rPr>
+          <w:lang w:val="hi_IN" w:bidi="hi_IN"/>
+        </w:rPr>
+      </w:r>
+      <w:r>
+        <w:rPr>
+          <w:lang w:val="hi_IN" w:bidi="hi_IN"/>
+        </w:rPr>
+        <w:t>मरियम के भाई लाज़र ही को तो यीशु ने पुनःजीवित किया था।</w:t>
+      </w:r>
+    </w:p>
+    <w:p>
+      <w:pPr>
+        <w:pStyle w:val="ListBullet"/>
+        <w:spacing w:line="240" w:lineRule="auto"/>
+        <w:ind w:left="720"/>
+      </w:pPr>
+      <w:r>
+        <w:rPr>
+          <w:lang w:val="hi_IN" w:bidi="hi_IN"/>
+        </w:rPr>
+      </w:r>
+      <w:r>
+        <w:rPr>
+          <w:lang w:val="hi_IN" w:bidi="hi_IN"/>
+        </w:rPr>
+        <w:t>कुछ समय पश्चात जब यीशु बैतनिय्याह में किसी के घर भोजन कर रहा था तब उसकी उपासना में मरियम ने यीशु के पावों पर बहुमूल्य इत्र डाला था।</w:t>
+      </w:r>
+    </w:p>
+    <w:p>
+      <w:pPr>
+        <w:pStyle w:val="ListBullet"/>
+        <w:spacing w:line="240" w:lineRule="auto"/>
+        <w:ind w:left="720"/>
+      </w:pPr>
+      <w:r>
+        <w:rPr>
+          <w:lang w:val="hi_IN" w:bidi="hi_IN"/>
+        </w:rPr>
+      </w:r>
+      <w:r>
+        <w:rPr>
+          <w:lang w:val="hi_IN" w:bidi="hi_IN"/>
+        </w:rPr>
+        <w:t>इस काम के लिए यीशु ने उसकी प्रशंसा करते हुए कहा था कि वह उसके दफन के लिए उसके शरीर को तैयार कर रही है।</w:t>
+      </w:r>
+    </w:p>
+    <w:p>
+      <w:pPr/>
+      <w:r>
+        <w:rPr>
+          <w:lang w:val="hi_IN" w:bidi="hi_IN"/>
+        </w:rPr>
+      </w:r>
+      <w:r>
+        <w:rPr>
+          <w:lang w:val="hi_IN" w:bidi="hi_IN"/>
+        </w:rPr>
+        <w:t>(अनुवाद के सुझाव नामों का अनुवाद कैसे करें)</w:t>
+      </w:r>
+    </w:p>
+    <w:p>
+      <w:pPr/>
+      <w:r>
+        <w:rPr>
+          <w:lang w:val="hi_IN" w:bidi="hi_IN"/>
+        </w:rPr>
+      </w:r>
+      <w:r>
+        <w:rPr>
+          <w:lang w:val="hi_IN" w:bidi="hi_IN"/>
+        </w:rPr>
+        <w:t xml:space="preserve">(यह भी देखें: </w:t>
+      </w:r>
+      <w:r>
+        <w:rPr>
+          <w:lang w:val="hi_IN" w:bidi="hi_IN"/>
+        </w:rPr>
+        <w:t>बैतनिय्याह</w:t>
+      </w:r>
+      <w:r>
+        <w:rPr>
+          <w:lang w:val="hi_IN" w:bidi="hi_IN"/>
+        </w:rPr>
+        <w:t xml:space="preserve">, </w:t>
+      </w:r>
+      <w:r>
+        <w:rPr>
+          <w:lang w:val="hi_IN" w:bidi="hi_IN"/>
+        </w:rPr>
+        <w:t>लोबान</w:t>
+      </w:r>
+      <w:r>
+        <w:rPr>
+          <w:lang w:val="hi_IN" w:bidi="hi_IN"/>
+        </w:rPr>
+        <w:t xml:space="preserve">, </w:t>
+      </w:r>
+      <w:r>
+        <w:rPr>
+          <w:lang w:val="hi_IN" w:bidi="hi_IN"/>
+        </w:rPr>
+        <w:t>लाज़र</w:t>
+      </w:r>
+      <w:r>
+        <w:rPr>
+          <w:lang w:val="hi_IN" w:bidi="hi_IN"/>
+        </w:rPr>
+        <w:t xml:space="preserve">, </w:t>
+      </w:r>
+      <w:r>
+        <w:rPr>
+          <w:lang w:val="hi_IN" w:bidi="hi_IN"/>
+        </w:rPr>
+        <w:t>मार्था</w:t>
+      </w:r>
+      <w:r>
+        <w:rPr>
+          <w:lang w:val="hi_IN" w:bidi="hi_IN"/>
+        </w:rPr>
+        <w:t>)</w:t>
+      </w:r>
+    </w:p>
+    <w:p>
+      <w:pPr>
+        <w:pStyle w:val="Heading3"/>
+      </w:pPr>
+      <w:r>
+        <w:rPr>
+          <w:lang w:val="hi_IN" w:bidi="hi_IN"/>
+        </w:rPr>
+        <w:t>बाइबल सन्दर्भ:</w:t>
+      </w:r>
     </w:p>
     <w:p>
       <w:pPr>
@@ -7446,7 +7446,7 @@
             <w:color w:val="0000EE"/>
             <w:u w:val="single"/>
           </w:rPr>
-          <w:t>लूका 24:8–10</w:t>
+          <w:t>यूहन्ना 11:1–2</w:t>
         </w:r>
       </w:hyperlink>
     </w:p>
@@ -7470,7 +7470,7 @@
             <w:color w:val="0000EE"/>
             <w:u w:val="single"/>
           </w:rPr>
-          <w:t>मरकुस 15:39–41</w:t>
+          <w:t>यूहन्ना 12:1–3</w:t>
         </w:r>
       </w:hyperlink>
     </w:p>
@@ -7494,7 +7494,7 @@
             <w:color w:val="0000EE"/>
             <w:u w:val="single"/>
           </w:rPr>
-          <w:t>मत्ती 27:54–56</w:t>
+          <w:t>लूका 10:38–39</w:t>
         </w:r>
       </w:hyperlink>
     </w:p>
@@ -7524,7 +7524,7 @@
         <w:rPr>
           <w:lang w:val="hi_IN" w:bidi="hi_IN"/>
         </w:rPr>
-        <w:t>स्ट्रोंग्स: G30940, G31370</w:t>
+        <w:t>स्ट्रोंग्स: G31370</w:t>
       </w:r>
       <w:r>
         <w:rPr>
@@ -14873,7 +14873,7 @@
           <w:lang w:val="hi_IN" w:bidi="hi_IN"/>
         </w:rPr>
       </w:r>
-      <w:hyperlink r:id="rId94">
+      <w:hyperlink r:id="rId98">
         <w:r>
           <w:rPr>
             <w:lang w:val="hi_IN" w:bidi="hi_IN"/>
